--- a/testakten/robotikrecht-roboterflotte-vellbruck-muenchen/04_betreibervertrag_muenchen_logistikzentrum.docx
+++ b/testakten/robotikrecht-roboterflotte-vellbruck-muenchen/04_betreibervertrag_muenchen_logistikzentrum.docx
@@ -7,10 +7,7 @@
         <w:pStyle w:val="Heading1"/>
       </w:pPr>
       <w:r>
-        <w:rPr>
-          <w:rFonts w:ascii="Times New Roman" w:hAnsi="Times New Roman"/>
-        </w:rPr>
-        <w:t>Betreibervertrag und Wartung</w:t>
+        <w:t>Notizen zum RaaS-Vertrag</w:t>
       </w:r>
     </w:p>
     <w:p>
@@ -23,13 +20,26 @@
     </w:p>
     <w:p>
       <w:pPr>
-        <w:pStyle w:val="Heading2"/>
+        <w:pStyle w:val="ListBullet"/>
       </w:pPr>
       <w:r>
-        <w:rPr>
-          <w:rFonts w:ascii="Times New Roman" w:hAnsi="Times New Roman"/>
-        </w:rPr>
-        <w:t>Kernaussage</w:t>
+        <w:t>Das SLA nennt eine Frist von 72 Stunden für sicherheitsrelevante Updates. Der Kunde soll das Wartungsfenster bestätigen. Für Patch 2.7.1 liegt diese Bestätigung in der Vertragsmappe nicht vor.</w:t>
+      </w:r>
+    </w:p>
+    <w:p>
+      <w:pPr>
+        <w:pStyle w:val="ListBullet"/>
+      </w:pPr>
+      <w:r>
+        <w:t>Ziffer 7 enthält ein Verbot der Änderung von Sicherheitsparametern durch den Betreiber. Im ausgelieferten Admin-Menü waren die Parameter mit der Standardrolle erreichbar.</w:t>
+      </w:r>
+    </w:p>
+    <w:p>
+      <w:pPr>
+        <w:pStyle w:val="ListBullet"/>
+      </w:pPr>
+      <w:r>
+        <w:t>Zum Datenzugang liegt eine Anfrage des Betriebsrats vor. Vellbruck kann nach der Vertragsfassung Event- und Telemetriedaten abrufen. Eine gesonderte Vereinbarung zur Weitergabe von Auswertungen an den Betreiber ist in der Vertragsmappe nicht enthalten.</w:t>
       </w:r>
     </w:p>
     <w:p>
@@ -37,99 +47,7 @@
         <w:jc w:val="left"/>
       </w:pPr>
       <w:r>
-        <w:t>Dieses Aktenstück betrifft Robot-as-a-Service, SLA und Updatefenster, Verbot der Schutzfeldänderung. Es ist nicht abschließend freigegeben. Die technische Seite spricht in Versionen, Tickets und Parametern; die rechtliche Seite muss daraus Rollen, Zweckbestimmung, Pflichtenkreis und Beweisrisiko bilden.</w:t>
-      </w:r>
-    </w:p>
-    <w:p>
-      <w:pPr>
-        <w:pStyle w:val="Heading2"/>
-      </w:pPr>
-      <w:r>
-        <w:rPr>
-          <w:rFonts w:ascii="Times New Roman" w:hAnsi="Times New Roman"/>
-        </w:rPr>
-        <w:t>Einzelpunkte</w:t>
-      </w:r>
-    </w:p>
-    <w:p>
-      <w:pPr>
-        <w:pStyle w:val="ListBullet"/>
-      </w:pPr>
-      <w:r>
-        <w:rPr>
-          <w:b/>
-        </w:rPr>
-        <w:t>Robot-as-a-Service:</w:t>
-      </w:r>
-      <w:r>
-        <w:t xml:space="preserve"> Die Akte enthält hierzu widersprüchliche Hinweise. Für die rechtliche Bewertung muss geklärt werden, ob die Aussage aus Vertrag, Anleitung, Produktakte, Marketing, Logdaten oder nachträglicher Krisenkommunikation stammt.</w:t>
-      </w:r>
-    </w:p>
-    <w:p>
-      <w:pPr>
-        <w:pStyle w:val="ListBullet"/>
-      </w:pPr>
-      <w:r>
-        <w:rPr>
-          <w:b/>
-        </w:rPr>
-        <w:t>SLA und Updatefenster:</w:t>
-      </w:r>
-      <w:r>
-        <w:t xml:space="preserve"> Die Akte enthält hierzu widersprüchliche Hinweise. Für die rechtliche Bewertung muss geklärt werden, ob die Aussage aus Vertrag, Anleitung, Produktakte, Marketing, Logdaten oder nachträglicher Krisenkommunikation stammt.</w:t>
-      </w:r>
-    </w:p>
-    <w:p>
-      <w:pPr>
-        <w:pStyle w:val="ListBullet"/>
-      </w:pPr>
-      <w:r>
-        <w:rPr>
-          <w:b/>
-        </w:rPr>
-        <w:t>Verbot der Schutzfeldänderung:</w:t>
-      </w:r>
-      <w:r>
-        <w:t xml:space="preserve"> Die Akte enthält hierzu widersprüchliche Hinweise. Für die rechtliche Bewertung muss geklärt werden, ob die Aussage aus Vertrag, Anleitung, Produktakte, Marketing, Logdaten oder nachträglicher Krisenkommunikation stammt.</w:t>
-      </w:r>
-    </w:p>
-    <w:p>
-      <w:pPr>
-        <w:pStyle w:val="ListBullet"/>
-      </w:pPr>
-      <w:r>
-        <w:rPr>
-          <w:b/>
-        </w:rPr>
-        <w:t>Haftungsbegrenzung:</w:t>
-      </w:r>
-      <w:r>
-        <w:t xml:space="preserve"> Die Akte enthält hierzu widersprüchliche Hinweise. Für die rechtliche Bewertung muss geklärt werden, ob die Aussage aus Vertrag, Anleitung, Produktakte, Marketing, Logdaten oder nachträglicher Krisenkommunikation stammt.</w:t>
-      </w:r>
-    </w:p>
-    <w:p>
-      <w:pPr>
-        <w:pStyle w:val="ListBullet"/>
-      </w:pPr>
-      <w:r>
-        <w:rPr>
-          <w:b/>
-        </w:rPr>
-        <w:t>Datenzugang und Audit:</w:t>
-      </w:r>
-      <w:r>
-        <w:t xml:space="preserve"> Die Akte enthält hierzu widersprüchliche Hinweise. Für die rechtliche Bewertung muss geklärt werden, ob die Aussage aus Vertrag, Anleitung, Produktakte, Marketing, Logdaten oder nachträglicher Krisenkommunikation stammt.</w:t>
-      </w:r>
-    </w:p>
-    <w:p>
-      <w:pPr>
-        <w:pStyle w:val="Heading2"/>
-      </w:pPr>
-      <w:r>
-        <w:rPr>
-          <w:rFonts w:ascii="Times New Roman" w:hAnsi="Times New Roman"/>
-        </w:rPr>
-        <w:t>Tatsachenstand</w:t>
+        <w:t>Der Vertrag überlässt die LumaMove-Flotte gegen monatliche Vergütung einschließlich Wartung und Updates; Ziffer 7 verbietet Änderungen an Sicherheitsparametern durch den Betreiber, Ziffer 9 begrenzt die Haftung auf den Auftragswert von zwölf Monaten.</w:t>
       </w:r>
     </w:p>
     <w:p>
@@ -137,282 +55,7 @@
         <w:jc w:val="left"/>
       </w:pPr>
       <w:r>
-        <w:t>Die Unterlage ist bewusst nicht glatt: Vertrieb, Technik, Datenschutz, Qualitätssicherung und Geschäftsführung verwenden nicht immer dieselben Produktnamen. Gerade daraus entsteht das juristische Problem, weil Zweckbestimmung, tatsächliche Nutzung, Werbeaussage und Updatepraxis auseinanderlaufen.</w:t>
-      </w:r>
-    </w:p>
-    <w:p>
-      <w:pPr>
-        <w:jc w:val="left"/>
-      </w:pPr>
-      <w:r>
-        <w:t>Für die rechtliche Bewertung müssen die technischen Annahmen jeweils mit der Produktakte abgeglichen werden. Eine Risikobeurteilung, die nur den Laborzustand beschreibt, trägt den Pilotbetrieb im Lager oder im Pflegezimmer nicht automatisch.</w:t>
-      </w:r>
-    </w:p>
-    <w:p>
-      <w:pPr>
-        <w:jc w:val="left"/>
-      </w:pPr>
-      <w:r>
-        <w:t>Die Akte enthält mehrere Spuren, die sich gegenseitig widersprechen: Der Betreiber spricht von einem autonomen Flottensystem, die CE-Unterlage von einem assistierten Transportmittel, die Marketingfolien von lernender Umgebungserkennung und die Bedienungsanleitung von festen Sicherheitszonen.</w:t>
-      </w:r>
-    </w:p>
-    <w:p>
-      <w:pPr>
-        <w:jc w:val="left"/>
-      </w:pPr>
-      <w:r>
-        <w:t>Die Kanzlei soll keine finale technische Konformität bescheinigen, sondern entscheiden, welche Unterlagen fehlen, welche Sofortmaßnahmen nötig sind und welche Aussagen gegenüber Behörde, Kunden, Versicherer und Betroffenen vertretbar sind.</w:t>
-      </w:r>
-    </w:p>
-    <w:p>
-      <w:pPr>
-        <w:pStyle w:val="Heading2"/>
-      </w:pPr>
-      <w:r>
-        <w:rPr>
-          <w:rFonts w:ascii="Times New Roman" w:hAnsi="Times New Roman"/>
-        </w:rPr>
-        <w:t>Detailnotizen</w:t>
-      </w:r>
-    </w:p>
-    <w:p>
-      <w:pPr>
-        <w:pStyle w:val="Heading3"/>
-      </w:pPr>
-      <w:r>
-        <w:rPr>
-          <w:rFonts w:ascii="Times New Roman" w:hAnsi="Times New Roman"/>
-        </w:rPr>
-        <w:t>Punkt 1</w:t>
-      </w:r>
-    </w:p>
-    <w:p>
-      <w:pPr>
-        <w:jc w:val="left"/>
-      </w:pPr>
-      <w:r>
-        <w:t>Im Gespräch mit Leonie Rottkamp, Bertram Kiendl und Jasper Rodenwald wurde deutlich, dass die Produktlinie nicht mit einer einzigen rechtlichen Schublade erfasst werden kann. Die Vellbruck Robotics GmbH liefert Hardware, Steuerungssoftware, Cloudfunktionen, Wartung und gelegentlich eine kundenspezifische Parametrisierung. Beim Betreiber Münchner Feinlogistik GmbH wurden Schutzfelder verändert, ohne dass klar ist, ob dies vom Admin-Panel gedeckt oder nur technisch möglich war. Der Pflegepilot im St.-Ludgerus-Klinikum München-Sendling verschärft die Lage, weil dort Sensorik, vulnerable Personen und medizinische Nähe zusammentreffen.</w:t>
-      </w:r>
-    </w:p>
-    <w:p>
-      <w:pPr>
-        <w:jc w:val="left"/>
-      </w:pPr>
-      <w:r>
-        <w:t>Für die anwaltliche Bearbeitung sollte zu diesem Punkt eine Belegspur angelegt werden: Dokument, Version, Datum, Verfasser, technische Quelle, rechtliche Relevanz und offene Rückfrage. Besonders gefährlich sind Formulierungen wie „selbstlernend“, „voll autonom“, „MDR-ready“, „sicher ohne Schutzzaun“ oder „keine personenbezogenen Daten“, wenn die technische Dokumentation das nicht trägt.</w:t>
-      </w:r>
-    </w:p>
-    <w:p>
-      <w:pPr>
-        <w:pStyle w:val="Heading3"/>
-      </w:pPr>
-      <w:r>
-        <w:rPr>
-          <w:rFonts w:ascii="Times New Roman" w:hAnsi="Times New Roman"/>
-        </w:rPr>
-        <w:t>Punkt 2</w:t>
-      </w:r>
-    </w:p>
-    <w:p>
-      <w:pPr>
-        <w:jc w:val="left"/>
-      </w:pPr>
-      <w:r>
-        <w:t>Im Gespräch mit Leonie Rottkamp, Bertram Kiendl und Jasper Rodenwald wurde deutlich, dass die Produktlinie nicht mit einer einzigen rechtlichen Schublade erfasst werden kann. Die Vellbruck Robotics GmbH liefert Hardware, Steuerungssoftware, Cloudfunktionen, Wartung und gelegentlich eine kundenspezifische Parametrisierung. Beim Betreiber Münchner Feinlogistik GmbH wurden Schutzfelder verändert, ohne dass klar ist, ob dies vom Admin-Panel gedeckt oder nur technisch möglich war. Der Pflegepilot im St.-Ludgerus-Klinikum München-Sendling verschärft die Lage, weil dort Sensorik, vulnerable Personen und medizinische Nähe zusammentreffen.</w:t>
-      </w:r>
-    </w:p>
-    <w:p>
-      <w:pPr>
-        <w:jc w:val="left"/>
-      </w:pPr>
-      <w:r>
-        <w:t>Für die anwaltliche Bearbeitung sollte zu diesem Punkt eine Belegspur angelegt werden: Dokument, Version, Datum, Verfasser, technische Quelle, rechtliche Relevanz und offene Rückfrage. Besonders gefährlich sind Formulierungen wie „selbstlernend“, „voll autonom“, „MDR-ready“, „sicher ohne Schutzzaun“ oder „keine personenbezogenen Daten“, wenn die technische Dokumentation das nicht trägt.</w:t>
-      </w:r>
-    </w:p>
-    <w:p>
-      <w:pPr>
-        <w:pStyle w:val="Heading3"/>
-      </w:pPr>
-      <w:r>
-        <w:rPr>
-          <w:rFonts w:ascii="Times New Roman" w:hAnsi="Times New Roman"/>
-        </w:rPr>
-        <w:t>Punkt 3</w:t>
-      </w:r>
-    </w:p>
-    <w:p>
-      <w:pPr>
-        <w:jc w:val="left"/>
-      </w:pPr>
-      <w:r>
-        <w:t>Im Gespräch mit Leonie Rottkamp, Bertram Kiendl und Jasper Rodenwald wurde deutlich, dass die Produktlinie nicht mit einer einzigen rechtlichen Schublade erfasst werden kann. Die Vellbruck Robotics GmbH liefert Hardware, Steuerungssoftware, Cloudfunktionen, Wartung und gelegentlich eine kundenspezifische Parametrisierung. Beim Betreiber Münchner Feinlogistik GmbH wurden Schutzfelder verändert, ohne dass klar ist, ob dies vom Admin-Panel gedeckt oder nur technisch möglich war. Der Pflegepilot im St.-Ludgerus-Klinikum München-Sendling verschärft die Lage, weil dort Sensorik, vulnerable Personen und medizinische Nähe zusammentreffen.</w:t>
-      </w:r>
-    </w:p>
-    <w:p>
-      <w:pPr>
-        <w:jc w:val="left"/>
-      </w:pPr>
-      <w:r>
-        <w:t>Für die anwaltliche Bearbeitung sollte zu diesem Punkt eine Belegspur angelegt werden: Dokument, Version, Datum, Verfasser, technische Quelle, rechtliche Relevanz und offene Rückfrage. Besonders gefährlich sind Formulierungen wie „selbstlernend“, „voll autonom“, „MDR-ready“, „sicher ohne Schutzzaun“ oder „keine personenbezogenen Daten“, wenn die technische Dokumentation das nicht trägt.</w:t>
-      </w:r>
-    </w:p>
-    <w:p>
-      <w:pPr>
-        <w:pStyle w:val="Heading3"/>
-      </w:pPr>
-      <w:r>
-        <w:rPr>
-          <w:rFonts w:ascii="Times New Roman" w:hAnsi="Times New Roman"/>
-        </w:rPr>
-        <w:t>Punkt 4</w:t>
-      </w:r>
-    </w:p>
-    <w:p>
-      <w:pPr>
-        <w:jc w:val="left"/>
-      </w:pPr>
-      <w:r>
-        <w:t>Im Gespräch mit Leonie Rottkamp, Bertram Kiendl und Jasper Rodenwald wurde deutlich, dass die Produktlinie nicht mit einer einzigen rechtlichen Schublade erfasst werden kann. Die Vellbruck Robotics GmbH liefert Hardware, Steuerungssoftware, Cloudfunktionen, Wartung und gelegentlich eine kundenspezifische Parametrisierung. Beim Betreiber Münchner Feinlogistik GmbH wurden Schutzfelder verändert, ohne dass klar ist, ob dies vom Admin-Panel gedeckt oder nur technisch möglich war. Der Pflegepilot im St.-Ludgerus-Klinikum München-Sendling verschärft die Lage, weil dort Sensorik, vulnerable Personen und medizinische Nähe zusammentreffen.</w:t>
-      </w:r>
-    </w:p>
-    <w:p>
-      <w:pPr>
-        <w:jc w:val="left"/>
-      </w:pPr>
-      <w:r>
-        <w:t>Für die anwaltliche Bearbeitung sollte zu diesem Punkt eine Belegspur angelegt werden: Dokument, Version, Datum, Verfasser, technische Quelle, rechtliche Relevanz und offene Rückfrage. Besonders gefährlich sind Formulierungen wie „selbstlernend“, „voll autonom“, „MDR-ready“, „sicher ohne Schutzzaun“ oder „keine personenbezogenen Daten“, wenn die technische Dokumentation das nicht trägt.</w:t>
-      </w:r>
-    </w:p>
-    <w:p>
-      <w:pPr>
-        <w:pStyle w:val="Heading3"/>
-      </w:pPr>
-      <w:r>
-        <w:rPr>
-          <w:rFonts w:ascii="Times New Roman" w:hAnsi="Times New Roman"/>
-        </w:rPr>
-        <w:t>Punkt 5</w:t>
-      </w:r>
-    </w:p>
-    <w:p>
-      <w:pPr>
-        <w:jc w:val="left"/>
-      </w:pPr>
-      <w:r>
-        <w:t>Im Gespräch mit Leonie Rottkamp, Bertram Kiendl und Jasper Rodenwald wurde deutlich, dass die Produktlinie nicht mit einer einzigen rechtlichen Schublade erfasst werden kann. Die Vellbruck Robotics GmbH liefert Hardware, Steuerungssoftware, Cloudfunktionen, Wartung und gelegentlich eine kundenspezifische Parametrisierung. Beim Betreiber Münchner Feinlogistik GmbH wurden Schutzfelder verändert, ohne dass klar ist, ob dies vom Admin-Panel gedeckt oder nur technisch möglich war. Der Pflegepilot im St.-Ludgerus-Klinikum München-Sendling verschärft die Lage, weil dort Sensorik, vulnerable Personen und medizinische Nähe zusammentreffen.</w:t>
-      </w:r>
-    </w:p>
-    <w:p>
-      <w:pPr>
-        <w:jc w:val="left"/>
-      </w:pPr>
-      <w:r>
-        <w:t>Für die anwaltliche Bearbeitung sollte zu diesem Punkt eine Belegspur angelegt werden: Dokument, Version, Datum, Verfasser, technische Quelle, rechtliche Relevanz und offene Rückfrage. Besonders gefährlich sind Formulierungen wie „selbstlernend“, „voll autonom“, „MDR-ready“, „sicher ohne Schutzzaun“ oder „keine personenbezogenen Daten“, wenn die technische Dokumentation das nicht trägt.</w:t>
-      </w:r>
-    </w:p>
-    <w:p>
-      <w:pPr>
-        <w:pStyle w:val="Heading3"/>
-      </w:pPr>
-      <w:r>
-        <w:rPr>
-          <w:rFonts w:ascii="Times New Roman" w:hAnsi="Times New Roman"/>
-        </w:rPr>
-        <w:t>Punkt 6</w:t>
-      </w:r>
-    </w:p>
-    <w:p>
-      <w:pPr>
-        <w:jc w:val="left"/>
-      </w:pPr>
-      <w:r>
-        <w:t>Im Gespräch mit Leonie Rottkamp, Bertram Kiendl und Jasper Rodenwald wurde deutlich, dass die Produktlinie nicht mit einer einzigen rechtlichen Schublade erfasst werden kann. Die Vellbruck Robotics GmbH liefert Hardware, Steuerungssoftware, Cloudfunktionen, Wartung und gelegentlich eine kundenspezifische Parametrisierung. Beim Betreiber Münchner Feinlogistik GmbH wurden Schutzfelder verändert, ohne dass klar ist, ob dies vom Admin-Panel gedeckt oder nur technisch möglich war. Der Pflegepilot im St.-Ludgerus-Klinikum München-Sendling verschärft die Lage, weil dort Sensorik, vulnerable Personen und medizinische Nähe zusammentreffen.</w:t>
-      </w:r>
-    </w:p>
-    <w:p>
-      <w:pPr>
-        <w:jc w:val="left"/>
-      </w:pPr>
-      <w:r>
-        <w:t>Für die anwaltliche Bearbeitung sollte zu diesem Punkt eine Belegspur angelegt werden: Dokument, Version, Datum, Verfasser, technische Quelle, rechtliche Relevanz und offene Rückfrage. Besonders gefährlich sind Formulierungen wie „selbstlernend“, „voll autonom“, „MDR-ready“, „sicher ohne Schutzzaun“ oder „keine personenbezogenen Daten“, wenn die technische Dokumentation das nicht trägt.</w:t>
-      </w:r>
-    </w:p>
-    <w:p>
-      <w:pPr>
-        <w:pStyle w:val="Heading3"/>
-      </w:pPr>
-      <w:r>
-        <w:rPr>
-          <w:rFonts w:ascii="Times New Roman" w:hAnsi="Times New Roman"/>
-        </w:rPr>
-        <w:t>Punkt 7</w:t>
-      </w:r>
-    </w:p>
-    <w:p>
-      <w:pPr>
-        <w:jc w:val="left"/>
-      </w:pPr>
-      <w:r>
-        <w:t>Im Gespräch mit Leonie Rottkamp, Bertram Kiendl und Jasper Rodenwald wurde deutlich, dass die Produktlinie nicht mit einer einzigen rechtlichen Schublade erfasst werden kann. Die Vellbruck Robotics GmbH liefert Hardware, Steuerungssoftware, Cloudfunktionen, Wartung und gelegentlich eine kundenspezifische Parametrisierung. Beim Betreiber Münchner Feinlogistik GmbH wurden Schutzfelder verändert, ohne dass klar ist, ob dies vom Admin-Panel gedeckt oder nur technisch möglich war. Der Pflegepilot im St.-Ludgerus-Klinikum München-Sendling verschärft die Lage, weil dort Sensorik, vulnerable Personen und medizinische Nähe zusammentreffen.</w:t>
-      </w:r>
-    </w:p>
-    <w:p>
-      <w:pPr>
-        <w:jc w:val="left"/>
-      </w:pPr>
-      <w:r>
-        <w:t>Für die anwaltliche Bearbeitung sollte zu diesem Punkt eine Belegspur angelegt werden: Dokument, Version, Datum, Verfasser, technische Quelle, rechtliche Relevanz und offene Rückfrage. Besonders gefährlich sind Formulierungen wie „selbstlernend“, „voll autonom“, „MDR-ready“, „sicher ohne Schutzzaun“ oder „keine personenbezogenen Daten“, wenn die technische Dokumentation das nicht trägt.</w:t>
-      </w:r>
-    </w:p>
-    <w:p>
-      <w:pPr>
-        <w:pStyle w:val="Heading2"/>
-      </w:pPr>
-      <w:r>
-        <w:rPr>
-          <w:rFonts w:ascii="Times New Roman" w:hAnsi="Times New Roman"/>
-        </w:rPr>
-        <w:t>Offene Rückfragen</w:t>
-      </w:r>
-    </w:p>
-    <w:p>
-      <w:pPr>
-        <w:pStyle w:val="ListBullet"/>
-      </w:pPr>
-      <w:r>
-        <w:t>Welche Firmware war am Unfalltag tatsächlich aktiv?</w:t>
-      </w:r>
-    </w:p>
-    <w:p>
-      <w:pPr>
-        <w:pStyle w:val="ListBullet"/>
-      </w:pPr>
-      <w:r>
-        <w:t>Welche Zweckbestimmung steht in der final ausgelieferten Anleitung?</w:t>
-      </w:r>
-    </w:p>
-    <w:p>
-      <w:pPr>
-        <w:pStyle w:val="ListBullet"/>
-      </w:pPr>
-      <w:r>
-        <w:t>Welche Schutzfeldänderungen waren technisch möglich und vertraglich erlaubt?</w:t>
-      </w:r>
-    </w:p>
-    <w:p>
-      <w:pPr>
-        <w:pStyle w:val="ListBullet"/>
-      </w:pPr>
-      <w:r>
-        <w:t>Welche personenbezogenen Daten werden lokal, in der Cloud und in Supporttickets verarbeitet?</w:t>
-      </w:r>
-    </w:p>
-    <w:p>
-      <w:pPr>
-        <w:pStyle w:val="ListBullet"/>
-      </w:pPr>
-      <w:r>
-        <w:t>Welche Aussagen wurden gegenüber Kunden, Behörde und Versicherer bereits gemacht?</w:t>
+        <w:t>Der Betreiber hat mit E-Mail vom 30.05.2026 eingeräumt, das Admin-Menü genutzt zu haben, beruft sich aber darauf, nichts Unerlaubtes getan zu haben, weil das Menü frei zugänglich war.</w:t>
       </w:r>
     </w:p>
     <w:sectPr>
